--- a/docs/CloudLens_Ansible_Azure_Customer_Runbook.docx
+++ b/docs/CloudLens_Ansible_Azure_Customer_Runbook.docx
@@ -2049,7 +2049,7 @@
           <w:i w:val="0"/>
           <w:sz w:val="22"/>
         </w:rPr>
-        <w:t>Best for repeatable runs from a developer laptop, a CI pipeline, or any container host. The image is pinned and hermetic, so you get the same result on macOS, Windows, Linux, GitHub Actions, GitLab CI, and Jenkins.</w:t>
+        <w:t>Best for repeatable runs from a developer laptop, a CI pipeline, or any container host. Every build is tagged main-&lt;sha&gt;; pin one in CI and every run uses exactly the same image on macOS, Windows, Linux, GitHub Actions, GitLab CI and Jenkins.</w:t>
       </w:r>
     </w:p>
     <w:p>
@@ -2075,7 +2075,20 @@
           <w:color w:val="1B2A4A"/>
           <w:sz w:val="22"/>
         </w:rPr>
-        <w:t>Copy customer_input.yaml.example to customer_input.yaml and fill in your CLMS IP, project key, and tag filter.</w:t>
+        <w:t>Copy customer_input.yaml.example to customer_input.yaml and fill in your vController address, project key, and tag filter.</w:t>
+      </w:r>
+    </w:p>
+    <w:p>
+      <w:pPr>
+        <w:pStyle w:val="ListNumber"/>
+      </w:pPr>
+      <w:r>
+        <w:rPr>
+          <w:rFonts w:ascii="Calibri" w:hAnsi="Calibri"/>
+          <w:color w:val="1B2A4A"/>
+          <w:sz w:val="22"/>
+        </w:rPr>
+        <w:t>For Windows VMs, put the installer from vController in files/ next to customer_input.yaml.</w:t>
       </w:r>
     </w:p>
     <w:p>
@@ -2101,7 +2114,7 @@
           <w:color w:val="1B2A4A"/>
           <w:sz w:val="22"/>
         </w:rPr>
-        <w:t>Run the container:</w:t>
+        <w:t>Run the container from that folder (in CI, drop -it and pin a main-&lt;sha&gt; tag):</w:t>
       </w:r>
     </w:p>
     <w:p>
@@ -2116,11 +2129,13 @@
           <w:color w:val="1B2A4A"/>
           <w:sz w:val="19"/>
         </w:rPr>
-        <w:t>docker run --rm -it \</w:t>
+        <w:t>docker run --rm -it --platform linux/amd64 \</w:t>
         <w:br/>
-        <w:t xml:space="preserve">  -v $(pwd)/customer_input.yaml:/work/customer_input.yaml \</w:t>
+        <w:t xml:space="preserve">  -v "$(pwd)/customer_input.yaml:/work/customer_input.yaml:ro" \</w:t>
         <w:br/>
-        <w:t xml:space="preserve">  -v $HOME/.ssh:/root/.ssh:ro \</w:t>
+        <w:t xml:space="preserve">  -v "$(pwd)/files:/work/files:ro" \</w:t>
+        <w:br/>
+        <w:t xml:space="preserve">  -v "$HOME/.ssh/id_rsa:/root/.ssh/id_rsa:ro" \</w:t>
         <w:br/>
         <w:t xml:space="preserve">  -e AZURE_SUBSCRIPTION_ID -e AZURE_TENANT \</w:t>
         <w:br/>
@@ -2173,7 +2188,7 @@
                 <w:color w:val="1B2A4A"/>
                 <w:sz w:val="21"/>
               </w:rPr>
-              <w:t>Container exits 0 with a 'sensors deployed: N/N' summary. Pin the image tag in CI to get hermetic, reproducible runs.</w:t>
+              <w:t>Ansible prints a PLAY RECAP line per VM and the container exits 0. It exits non-zero when the Azure login fails, when no VM matches the tags, or when any host fails, so a CI job cannot pass having deployed nothing.</w:t>
             </w:r>
           </w:p>
         </w:tc>
